--- a/docs/05-scope-static-final-memory/05_Java_Scope_Final_Static_and_JVM_Memory.docx
+++ b/docs/05-scope-static-final-memory/05_Java_Scope_Final_Static_and_JVM_Memory.docx
@@ -2394,6 +2394,846 @@
     <w:p>
       <w:r>
         <w:t>If asked whether “primitives and references are on stack, objects on heap, statics in Metaspace,” answer: that is an oversimplification. Local primitive and reference values conceptually belong to method frames; primitive/reference fields and array elements live inside heap-managed objects/arrays; normal objects are heap-managed; static fields are class-level runtime state associated with the runtime class/Class mirror; and modern HotSpot keeps class metadata in native-memory Metaspace. JIT optimization may further change the physical representation while preserving semantics.</w:t>
+      </w:r>
+    </w:p>
+    <w:p>
+      <w:r>
+        <w:br w:type="page"/>
+      </w:r>
+    </w:p>
+    <w:p>
+      <w:pPr>
+        <w:pStyle w:val="Heading1"/>
+      </w:pPr>
+      <w:r>
+        <w:t>Practice, Interview &amp; Revision</w:t>
+      </w:r>
+    </w:p>
+    <w:p>
+      <w:r>
+        <w:t>Hands-on practice for scope, final, static state, JVM memory, reachability, GC and JIT reasoning.</w:t>
+      </w:r>
+    </w:p>
+    <w:p>
+      <w:pPr>
+        <w:pStyle w:val="Heading2"/>
+      </w:pPr>
+      <w:r>
+        <w:t>Practical Labs</w:t>
+      </w:r>
+    </w:p>
+    <w:p>
+      <w:pPr>
+        <w:pStyle w:val="Heading2"/>
+      </w:pPr>
+      <w:r>
+        <w:t>Lab 23 — Shadowing</w:t>
+      </w:r>
+    </w:p>
+    <w:p>
+      <w:r>
+        <w:t>Demonstrate age=age vs this.age=age.</w:t>
+      </w:r>
+    </w:p>
+    <w:p>
+      <w:pPr>
+        <w:pStyle w:val="CodeBlock"/>
+        <w:shd w:fill="F7F7F7"/>
+      </w:pPr>
+      <w:r>
+        <w:rPr>
+          <w:rFonts w:ascii="Consolas" w:hAnsi="Consolas"/>
+        </w:rPr>
+        <w:t>class E{int age; E(int age){this.age=age;}}</w:t>
+      </w:r>
+    </w:p>
+    <w:p>
+      <w:pPr>
+        <w:pStyle w:val="Heading2"/>
+      </w:pPr>
+      <w:r>
+        <w:t>Lab 24 — Static state</w:t>
+      </w:r>
+    </w:p>
+    <w:p>
+      <w:r>
+        <w:t>Create several objects and observe one class-level counter.</w:t>
+      </w:r>
+    </w:p>
+    <w:p>
+      <w:pPr>
+        <w:pStyle w:val="CodeBlock"/>
+        <w:shd w:fill="F7F7F7"/>
+      </w:pPr>
+      <w:r>
+        <w:rPr>
+          <w:rFonts w:ascii="Consolas" w:hAnsi="Consolas"/>
+        </w:rPr>
+        <w:t>static int count;</w:t>
+      </w:r>
+      <w:r>
+        <w:br/>
+      </w:r>
+      <w:r>
+        <w:rPr>
+          <w:rFonts w:ascii="Consolas" w:hAnsi="Consolas"/>
+        </w:rPr>
+        <w:t>E(){count++;}</w:t>
+      </w:r>
+    </w:p>
+    <w:p>
+      <w:pPr>
+        <w:pStyle w:val="Heading2"/>
+      </w:pPr>
+      <w:r>
+        <w:t>Lab 25 — Static retention</w:t>
+      </w:r>
+    </w:p>
+    <w:p>
+      <w:r>
+        <w:t>Store an object in a static field, null the local, and reason about GC eligibility.</w:t>
+      </w:r>
+    </w:p>
+    <w:p>
+      <w:pPr>
+        <w:pStyle w:val="CodeBlock"/>
+        <w:shd w:fill="F7F7F7"/>
+      </w:pPr>
+      <w:r>
+        <w:rPr>
+          <w:rFonts w:ascii="Consolas" w:hAnsi="Consolas"/>
+        </w:rPr>
+        <w:t>static Employee saved;</w:t>
+      </w:r>
+      <w:r>
+        <w:br/>
+      </w:r>
+      <w:r>
+        <w:rPr>
+          <w:rFonts w:ascii="Consolas" w:hAnsi="Consolas"/>
+        </w:rPr>
+        <w:t>Employee e=new Employee();</w:t>
+      </w:r>
+      <w:r>
+        <w:br/>
+      </w:r>
+      <w:r>
+        <w:rPr>
+          <w:rFonts w:ascii="Consolas" w:hAnsi="Consolas"/>
+        </w:rPr>
+        <w:t>saved=e;</w:t>
+      </w:r>
+      <w:r>
+        <w:br/>
+      </w:r>
+      <w:r>
+        <w:rPr>
+          <w:rFonts w:ascii="Consolas" w:hAnsi="Consolas"/>
+        </w:rPr>
+        <w:t>e=null;</w:t>
+      </w:r>
+    </w:p>
+    <w:p>
+      <w:pPr>
+        <w:pStyle w:val="Heading2"/>
+      </w:pPr>
+      <w:r>
+        <w:t>Lab 26 — Stack growth</w:t>
+      </w:r>
+    </w:p>
+    <w:p>
+      <w:r>
+        <w:t>Use bounded recursion first, then carefully observe StackOverflowError.</w:t>
+      </w:r>
+    </w:p>
+    <w:p>
+      <w:pPr>
+        <w:pStyle w:val="CodeBlock"/>
+        <w:shd w:fill="F7F7F7"/>
+      </w:pPr>
+      <w:r>
+        <w:rPr>
+          <w:rFonts w:ascii="Consolas" w:hAnsi="Consolas"/>
+        </w:rPr>
+        <w:t>static void recurse(int n){ recurse(n+1); }</w:t>
+      </w:r>
+    </w:p>
+    <w:p>
+      <w:pPr>
+        <w:pStyle w:val="Heading2"/>
+      </w:pPr>
+      <w:r>
+        <w:t>Lab 27 — Heap retention</w:t>
+      </w:r>
+    </w:p>
+    <w:p>
+      <w:r>
+        <w:t>With a deliberately small heap, retain byte[] objects in a list until heap OOME.</w:t>
+      </w:r>
+    </w:p>
+    <w:p>
+      <w:pPr>
+        <w:pStyle w:val="CodeBlock"/>
+        <w:shd w:fill="F7F7F7"/>
+      </w:pPr>
+      <w:r>
+        <w:rPr>
+          <w:rFonts w:ascii="Consolas" w:hAnsi="Consolas"/>
+        </w:rPr>
+        <w:t>List&lt;byte[]&gt; xs=new ArrayList&lt;&gt;();</w:t>
+      </w:r>
+      <w:r>
+        <w:br/>
+      </w:r>
+      <w:r>
+        <w:rPr>
+          <w:rFonts w:ascii="Consolas" w:hAnsi="Consolas"/>
+        </w:rPr>
+        <w:t>while(true) xs.add(new byte[1_000_000]);</w:t>
+      </w:r>
+    </w:p>
+    <w:p>
+      <w:pPr>
+        <w:pStyle w:val="Heading2"/>
+      </w:pPr>
+      <w:r>
+        <w:t>Lab 28 — Bytecode inspection</w:t>
+      </w:r>
+    </w:p>
+    <w:p>
+      <w:r>
+        <w:t>Compile a small class and inspect local/operand behavior.</w:t>
+      </w:r>
+    </w:p>
+    <w:p>
+      <w:pPr>
+        <w:pStyle w:val="CodeBlock"/>
+        <w:shd w:fill="F7F7F7"/>
+      </w:pPr>
+      <w:r>
+        <w:rPr>
+          <w:rFonts w:ascii="Consolas" w:hAnsi="Consolas"/>
+        </w:rPr>
+        <w:t>javac MemoryDemo.java</w:t>
+      </w:r>
+      <w:r>
+        <w:br/>
+      </w:r>
+      <w:r>
+        <w:rPr>
+          <w:rFonts w:ascii="Consolas" w:hAnsi="Consolas"/>
+        </w:rPr>
+        <w:t>javap -c -v MemoryDemo</w:t>
+      </w:r>
+    </w:p>
+    <w:p>
+      <w:pPr>
+        <w:pStyle w:val="Heading2"/>
+      </w:pPr>
+      <w:r>
+        <w:t>Senior/Staff Interview Scenarios</w:t>
+      </w:r>
+    </w:p>
+    <w:p>
+      <w:pPr>
+        <w:pStyle w:val="Heading2"/>
+      </w:pPr>
+      <w:r>
+        <w:t>Where are x and e in `int x=10; Employee e=new Employee();`?</w:t>
+      </w:r>
+    </w:p>
+    <w:p>
+      <w:r>
+        <w:t>Conceptually both local values belong to the current frame; e contains a reference value, while the Employee object is heap-managed. JIT may use registers or eliminate allocations.</w:t>
+      </w:r>
+    </w:p>
+    <w:p>
+      <w:pPr>
+        <w:pStyle w:val="Heading2"/>
+      </w:pPr>
+      <w:r>
+        <w:t>Where is an instance primitive field?</w:t>
+      </w:r>
+    </w:p>
+    <w:p>
+      <w:r>
+        <w:t>As part of the object’s state, so it participates in the heap object layout rather than being a separate stack variable.</w:t>
+      </w:r>
+    </w:p>
+    <w:p>
+      <w:pPr>
+        <w:pStyle w:val="Heading2"/>
+      </w:pPr>
+      <w:r>
+        <w:t>Where are static fields?</w:t>
+      </w:r>
+    </w:p>
+    <w:p>
+      <w:r>
+        <w:t>They are class-level runtime state associated with the runtime class/Class mirror. Modern HotSpot class metadata is in Metaspace; do not equate static field values with Metaspace.</w:t>
+      </w:r>
+    </w:p>
+    <w:p>
+      <w:pPr>
+        <w:pStyle w:val="Heading2"/>
+      </w:pPr>
+      <w:r>
+        <w:t>What changed from Java 7 to Java 8 in HotSpot memory?</w:t>
+      </w:r>
+    </w:p>
+    <w:p>
+      <w:r>
+        <w:t>PermGen was removed; class metadata moved to native-memory Metaspace.</w:t>
+      </w:r>
+    </w:p>
+    <w:p>
+      <w:pPr>
+        <w:pStyle w:val="Heading2"/>
+      </w:pPr>
+      <w:r>
+        <w:t>Does final make an object immutable?</w:t>
+      </w:r>
+    </w:p>
+    <w:p>
+      <w:r>
+        <w:t>No. final prevents reassignment of that variable/reference; object mutability is a separate property.</w:t>
+      </w:r>
+    </w:p>
+    <w:p>
+      <w:pPr>
+        <w:pStyle w:val="Heading2"/>
+      </w:pPr>
+      <w:r>
+        <w:t>Does all-final state prove deep immutability?</w:t>
+      </w:r>
+    </w:p>
+    <w:p>
+      <w:r>
+        <w:t>No, referenced mutable components can still change unless protected.</w:t>
+      </w:r>
+    </w:p>
+    <w:p>
+      <w:pPr>
+        <w:pStyle w:val="Heading2"/>
+      </w:pPr>
+      <w:r>
+        <w:t>What is effectively final?</w:t>
+      </w:r>
+    </w:p>
+    <w:p>
+      <w:r>
+        <w:t>A local/parameter not declared final but never reassigned; such variables may be captured.</w:t>
+      </w:r>
+    </w:p>
+    <w:p>
+      <w:pPr>
+        <w:pStyle w:val="Heading2"/>
+      </w:pPr>
+      <w:r>
+        <w:t>Is every static final field a compile-time constant?</w:t>
+      </w:r>
+    </w:p>
+    <w:p>
+      <w:r>
+        <w:t>No. Compile-time constants have stricter rules and are limited to eligible final primitive/String constant expressions.</w:t>
+      </w:r>
+    </w:p>
+    <w:p>
+      <w:pPr>
+        <w:pStyle w:val="Heading2"/>
+      </w:pPr>
+      <w:r>
+        <w:t>Why can a public constant change require client recompilation?</w:t>
+      </w:r>
+    </w:p>
+    <w:p>
+      <w:r>
+        <w:t>The compiler may inline compile-time constants into client bytecode.</w:t>
+      </w:r>
+    </w:p>
+    <w:p>
+      <w:pPr>
+        <w:pStyle w:val="Heading2"/>
+      </w:pPr>
+      <w:r>
+        <w:t>Scope vs lifetime vs reachability?</w:t>
+      </w:r>
+    </w:p>
+    <w:p>
+      <w:r>
+        <w:t>Source-name visibility vs runtime variable/state existence vs GC-root reachability of an object.</w:t>
+      </w:r>
+    </w:p>
+    <w:p>
+      <w:pPr>
+        <w:pStyle w:val="Heading2"/>
+      </w:pPr>
+      <w:r>
+        <w:t>Can an object become collectible before the source block ends?</w:t>
+      </w:r>
+    </w:p>
+    <w:p>
+      <w:r>
+        <w:t>Potentially; JIT/liveness analysis may determine that a reference is dead even while the variable remains lexically in scope.</w:t>
+      </w:r>
+    </w:p>
+    <w:p>
+      <w:pPr>
+        <w:pStyle w:val="Heading2"/>
+      </w:pPr>
+      <w:r>
+        <w:t>Are references raw addresses?</w:t>
+      </w:r>
+    </w:p>
+    <w:p>
+      <w:r>
+        <w:t>No language guarantee. JVMs can use compressed references and moving collectors.</w:t>
+      </w:r>
+    </w:p>
+    <w:p>
+      <w:pPr>
+        <w:pStyle w:val="Heading2"/>
+      </w:pPr>
+      <w:r>
+        <w:t>Can `new` be optimized away?</w:t>
+      </w:r>
+    </w:p>
+    <w:p>
+      <w:r>
+        <w:t>Potentially, via escape analysis/scalar replacement/allocation elimination when semantics are preserved.</w:t>
+      </w:r>
+    </w:p>
+    <w:p>
+      <w:pPr>
+        <w:pStyle w:val="Heading2"/>
+      </w:pPr>
+      <w:r>
+        <w:t>Can cycles be collected?</w:t>
+      </w:r>
+    </w:p>
+    <w:p>
+      <w:r>
+        <w:t>Yes, if no GC root reaches the cycle.</w:t>
+      </w:r>
+    </w:p>
+    <w:p>
+      <w:pPr>
+        <w:pStyle w:val="Heading2"/>
+      </w:pPr>
+      <w:r>
+        <w:t>Why can a static final cache leak memory?</w:t>
+      </w:r>
+    </w:p>
+    <w:p>
+      <w:r>
+        <w:t>final fixes the cache reference, not its contents; the long-lived class-level reference can retain an ever-growing object graph.</w:t>
+      </w:r>
+    </w:p>
+    <w:p>
+      <w:pPr>
+        <w:pStyle w:val="Heading2"/>
+      </w:pPr>
+      <w:r>
+        <w:t>Recall Questions and Answer Key</w:t>
+      </w:r>
+    </w:p>
+    <w:p>
+      <w:pPr>
+        <w:pStyle w:val="Heading3"/>
+      </w:pPr>
+      <w:r>
+        <w:t>Q14. Explain the difference between scope, lifetime and reachability.</w:t>
+      </w:r>
+    </w:p>
+    <w:p>
+      <w:r>
+        <w:t>Scope is source visibility of the name; lifetime is existence of runtime variable/state; reachability is whether a GC root can reach an object.</w:t>
+      </w:r>
+    </w:p>
+    <w:p>
+      <w:pPr>
+        <w:pStyle w:val="Heading3"/>
+      </w:pPr>
+      <w:r>
+        <w:t>Q15. What exactly does `final Employee e = new Employee();` guarantee? Does it make Employee immutable?</w:t>
+      </w:r>
+    </w:p>
+    <w:p>
+      <w:r>
+        <w:t>The reference variable cannot be reassigned. The referenced object can still be mutable.</w:t>
+      </w:r>
+    </w:p>
+    <w:p>
+      <w:pPr>
+        <w:pStyle w:val="Heading3"/>
+      </w:pPr>
+      <w:r>
+        <w:t>Q16. What is the difference between static, final and static final?</w:t>
+      </w:r>
+    </w:p>
+    <w:p>
+      <w:r>
+        <w:t>static = class-level; final = non-reassignable variable binding; static final = class-level plus non-reassignable. It may or may not be a compile-time constant.</w:t>
+      </w:r>
+    </w:p>
+    <w:p>
+      <w:pPr>
+        <w:pStyle w:val="Heading3"/>
+      </w:pPr>
+      <w:r>
+        <w:t>Q17. Is every static final field a compile-time constant?</w:t>
+      </w:r>
+    </w:p>
+    <w:p>
+      <w:r>
+        <w:t>No. Compile-time constants must meet stricter primitive/String constant-expression rules.</w:t>
+      </w:r>
+    </w:p>
+    <w:p>
+      <w:pPr>
+        <w:pStyle w:val="Heading3"/>
+      </w:pPr>
+      <w:r>
+        <w:t>Q21. Where does an instance primitive field such as `int age` conceptually live?</w:t>
+      </w:r>
+    </w:p>
+    <w:p>
+      <w:r>
+        <w:t>As part of the heap-managed Employee object state.</w:t>
+      </w:r>
+    </w:p>
+    <w:p>
+      <w:pPr>
+        <w:pStyle w:val="Heading3"/>
+      </w:pPr>
+      <w:r>
+        <w:t>Q22. Where does a local Employee reference conceptually live, and where does the Employee object live?</w:t>
+      </w:r>
+    </w:p>
+    <w:p>
+      <w:r>
+        <w:t>The local reference is conceptually in the current method frame; the Employee is heap-managed (subject to JIT optimization).</w:t>
+      </w:r>
+    </w:p>
+    <w:p>
+      <w:pPr>
+        <w:pStyle w:val="Heading3"/>
+      </w:pPr>
+      <w:r>
+        <w:t>Q23. Where is modern HotSpot class metadata stored?</w:t>
+      </w:r>
+    </w:p>
+    <w:p>
+      <w:r>
+        <w:t>Metaspace, which is native memory in modern HotSpot.</w:t>
+      </w:r>
+    </w:p>
+    <w:p>
+      <w:pPr>
+        <w:pStyle w:val="Heading3"/>
+      </w:pPr>
+      <w:r>
+        <w:t>Q24. Where should we conceptually associate static field values in modern HotSpot?</w:t>
+      </w:r>
+    </w:p>
+    <w:p>
+      <w:r>
+        <w:t>As class-level runtime state associated with the heap-resident Class mirror/runtime class representation; exact layout is JVM-specific.</w:t>
+      </w:r>
+    </w:p>
+    <w:p>
+      <w:pPr>
+        <w:pStyle w:val="Heading3"/>
+      </w:pPr>
+      <w:r>
+        <w:t>Q25. What was the major class-metadata memory change between Java 7 and Java 8?</w:t>
+      </w:r>
+    </w:p>
+    <w:p>
+      <w:r>
+        <w:t>HotSpot removed PermGen and moved class metadata to native-memory Metaspace starting with Java 8.</w:t>
+      </w:r>
+    </w:p>
+    <w:p>
+      <w:pPr>
+        <w:pStyle w:val="Heading2"/>
+      </w:pPr>
+      <w:r>
+        <w:t>Code Challenges</w:t>
+      </w:r>
+    </w:p>
+    <w:p>
+      <w:pPr>
+        <w:pStyle w:val="Heading2"/>
+      </w:pPr>
+      <w:r>
+        <w:t>Challenge 1 — Static, instance and local state</w:t>
+      </w:r>
+    </w:p>
+    <w:p>
+      <w:pPr>
+        <w:pStyle w:val="CodeBlock"/>
+        <w:shd w:fill="F7F7F7"/>
+      </w:pPr>
+      <w:r>
+        <w:rPr>
+          <w:rFonts w:ascii="Consolas" w:hAnsi="Consolas"/>
+        </w:rPr>
+        <w:t>public class Test {</w:t>
+      </w:r>
+      <w:r>
+        <w:br/>
+      </w:r>
+      <w:r>
+        <w:rPr>
+          <w:rFonts w:ascii="Consolas" w:hAnsi="Consolas"/>
+        </w:rPr>
+        <w:t xml:space="preserve">    static int count = 10;</w:t>
+      </w:r>
+      <w:r>
+        <w:br/>
+      </w:r>
+      <w:r>
+        <w:rPr>
+          <w:rFonts w:ascii="Consolas" w:hAnsi="Consolas"/>
+        </w:rPr>
+        <w:t xml:space="preserve">    int age = 20;</w:t>
+      </w:r>
+      <w:r>
+        <w:br/>
+      </w:r>
+      <w:r>
+        <w:rPr>
+          <w:rFonts w:ascii="Consolas" w:hAnsi="Consolas"/>
+        </w:rPr>
+      </w:r>
+      <w:r>
+        <w:br/>
+      </w:r>
+      <w:r>
+        <w:rPr>
+          <w:rFonts w:ascii="Consolas" w:hAnsi="Consolas"/>
+        </w:rPr>
+        <w:t xml:space="preserve">    public static void main(String[] args) {</w:t>
+      </w:r>
+      <w:r>
+        <w:br/>
+      </w:r>
+      <w:r>
+        <w:rPr>
+          <w:rFonts w:ascii="Consolas" w:hAnsi="Consolas"/>
+        </w:rPr>
+        <w:t xml:space="preserve">        int x = 5;</w:t>
+      </w:r>
+      <w:r>
+        <w:br/>
+      </w:r>
+      <w:r>
+        <w:rPr>
+          <w:rFonts w:ascii="Consolas" w:hAnsi="Consolas"/>
+        </w:rPr>
+        <w:t xml:space="preserve">        Test t1 = new Test();</w:t>
+      </w:r>
+      <w:r>
+        <w:br/>
+      </w:r>
+      <w:r>
+        <w:rPr>
+          <w:rFonts w:ascii="Consolas" w:hAnsi="Consolas"/>
+        </w:rPr>
+        <w:t xml:space="preserve">        Test t2 = t1;</w:t>
+      </w:r>
+      <w:r>
+        <w:br/>
+      </w:r>
+      <w:r>
+        <w:rPr>
+          <w:rFonts w:ascii="Consolas" w:hAnsi="Consolas"/>
+        </w:rPr>
+        <w:t xml:space="preserve">        t2.age = 50;</w:t>
+      </w:r>
+      <w:r>
+        <w:br/>
+      </w:r>
+      <w:r>
+        <w:rPr>
+          <w:rFonts w:ascii="Consolas" w:hAnsi="Consolas"/>
+        </w:rPr>
+        <w:t xml:space="preserve">        System.out.println(t1.age);</w:t>
+      </w:r>
+      <w:r>
+        <w:br/>
+      </w:r>
+      <w:r>
+        <w:rPr>
+          <w:rFonts w:ascii="Consolas" w:hAnsi="Consolas"/>
+        </w:rPr>
+        <w:t xml:space="preserve">        System.out.println(count);</w:t>
+      </w:r>
+      <w:r>
+        <w:br/>
+      </w:r>
+      <w:r>
+        <w:rPr>
+          <w:rFonts w:ascii="Consolas" w:hAnsi="Consolas"/>
+        </w:rPr>
+        <w:t xml:space="preserve">        System.out.println(x);</w:t>
+      </w:r>
+      <w:r>
+        <w:br/>
+      </w:r>
+      <w:r>
+        <w:rPr>
+          <w:rFonts w:ascii="Consolas" w:hAnsi="Consolas"/>
+        </w:rPr>
+        <w:t xml:space="preserve">    }</w:t>
+      </w:r>
+      <w:r>
+        <w:br/>
+      </w:r>
+      <w:r>
+        <w:rPr>
+          <w:rFonts w:ascii="Consolas" w:hAnsi="Consolas"/>
+        </w:rPr>
+        <w:t>}</w:t>
+      </w:r>
+    </w:p>
+    <w:p>
+      <w:r>
+        <w:t>Determine the output, number of Test objects, number of local Test references, and conceptual location/ownership of age, count and x.</w:t>
+      </w:r>
+    </w:p>
+    <w:p>
+      <w:pPr>
+        <w:pStyle w:val="Heading3"/>
+      </w:pPr>
+      <w:r>
+        <w:t>Solution</w:t>
+      </w:r>
+    </w:p>
+    <w:p>
+      <w:r>
+        <w:t>Output is 50, 10, 5. There is one Test object. t1 and t2 are two local references to that one object. age is an instance primitive field in the Test object; count is class-level static state; x is a local primitive belonging conceptually to the main invocation/frame.</w:t>
+      </w:r>
+    </w:p>
+    <w:p>
+      <w:pPr>
+        <w:pStyle w:val="Heading2"/>
+      </w:pPr>
+      <w:r>
+        <w:t>Challenge 5 — final collection reference</w:t>
+      </w:r>
+    </w:p>
+    <w:p>
+      <w:pPr>
+        <w:pStyle w:val="CodeBlock"/>
+        <w:shd w:fill="F7F7F7"/>
+      </w:pPr>
+      <w:r>
+        <w:rPr>
+          <w:rFonts w:ascii="Consolas" w:hAnsi="Consolas"/>
+        </w:rPr>
+        <w:t>final List&lt;String&gt; names = new ArrayList&lt;&gt;();</w:t>
+      </w:r>
+      <w:r>
+        <w:br/>
+      </w:r>
+      <w:r>
+        <w:rPr>
+          <w:rFonts w:ascii="Consolas" w:hAnsi="Consolas"/>
+        </w:rPr>
+        <w:t>names.add("Java");</w:t>
+      </w:r>
+      <w:r>
+        <w:br/>
+      </w:r>
+      <w:r>
+        <w:rPr>
+          <w:rFonts w:ascii="Consolas" w:hAnsi="Consolas"/>
+        </w:rPr>
+        <w:t>names = new ArrayList&lt;&gt;();</w:t>
+      </w:r>
+    </w:p>
+    <w:p>
+      <w:r>
+        <w:t>Which statement fails and why?</w:t>
+      </w:r>
+    </w:p>
+    <w:p>
+      <w:pPr>
+        <w:pStyle w:val="Heading3"/>
+      </w:pPr>
+      <w:r>
+        <w:t>Solution</w:t>
+      </w:r>
+    </w:p>
+    <w:p>
+      <w:r>
+        <w:t>`names.add("Java")` is valid because the referenced ArrayList is mutable. `names = new ArrayList&lt;&gt;()` fails at compile time because final prevents reassignment of the reference variable.</w:t>
+      </w:r>
+    </w:p>
+    <w:p>
+      <w:pPr>
+        <w:pStyle w:val="Heading2"/>
+      </w:pPr>
+      <w:r>
+        <w:t>Day 2 Completion Criteria</w:t>
+      </w:r>
+    </w:p>
+    <w:p>
+      <w:pPr>
+        <w:pStyle w:val="ListBullet"/>
+      </w:pPr>
+      <w:r>
+        <w:t>You can classify any variable as local, parameter, instance field or static field.</w:t>
+      </w:r>
+    </w:p>
+    <w:p>
+      <w:pPr>
+        <w:pStyle w:val="ListBullet"/>
+      </w:pPr>
+      <w:r>
+        <w:t>You can reason about primitive/reference values without relying on “everything primitive is stack” shortcuts.</w:t>
+      </w:r>
+    </w:p>
+    <w:p>
+      <w:pPr>
+        <w:pStyle w:val="ListBullet"/>
+      </w:pPr>
+      <w:r>
+        <w:t>You can compute expression types before assignment and identify promotion/overflow risks.</w:t>
+      </w:r>
+    </w:p>
+    <w:p>
+      <w:pPr>
+        <w:pStyle w:val="ListBullet"/>
+      </w:pPr>
+      <w:r>
+        <w:t>You can explain Java pass-by-value precisely.</w:t>
+      </w:r>
+    </w:p>
+    <w:p>
+      <w:pPr>
+        <w:pStyle w:val="ListBullet"/>
+      </w:pPr>
+      <w:r>
+        <w:t>You can separate final reference semantics from immutability.</w:t>
+      </w:r>
+    </w:p>
+    <w:p>
+      <w:pPr>
+        <w:pStyle w:val="ListBullet"/>
+      </w:pPr>
+      <w:r>
+        <w:t>You can explain modern HotSpot heap, Metaspace, Class mirrors and static state at interview depth.</w:t>
+      </w:r>
+    </w:p>
+    <w:p>
+      <w:pPr>
+        <w:pStyle w:val="ListBullet"/>
+      </w:pPr>
+      <w:r>
+        <w:t>You can distinguish source semantics from possible JIT physical optimizations.</w:t>
       </w:r>
     </w:p>
     <w:sectPr>
